--- a/generated_reports/Pentium D.docx
+++ b/generated_reports/Pentium D.docx
@@ -15,51 +15,59 @@
         <w:pStyle w:val="Heading2"/>
       </w:pPr>
       <w:r>
-        <w:t>Author:Gerginov</w:t>
+        <w:t>Author:Dakata</w:t>
       </w:r>
     </w:p>
     <w:p>
       <w:r>
-        <w:t>Report: Pentium D</w:t>
+        <w:t>Pentium D Report</w:t>
         <w:br/>
         <w:br/>
-        <w:t>*   Pentium D processors were introduced in 2005.</w:t>
+        <w:t xml:space="preserve">   Pentium D processors were introduced in 2005.</w:t>
         <w:br/>
-        <w:t>*   They used the codename Smithfield before their introduction.</w:t>
+        <w:t xml:space="preserve">   These processors used the code name Smithfield before their introductions.</w:t>
         <w:br/>
-        <w:t>*   Pentium D processors are based on the Pentium 4 Prescott core.</w:t>
+        <w:t xml:space="preserve">   Pentium D processors are based on the Pentium 4 Prescott core.</w:t>
         <w:br/>
-        <w:t>*   Intel used two Prescott cores in each Pentium D processor.</w:t>
+        <w:t xml:space="preserve">   Intel used two Prescott cores in each Pentium D or Pentium Extreme Edition processor to bring dual-core processors to market quickly.</w:t>
         <w:br/>
-        <w:t>*   Each core communicates with the other via the MCH (North Bridge) chip on the motherboard.</w:t>
+        <w:t xml:space="preserve">   Each core communicates with the other via the MCH (North Bridge) chip on the motherboard.</w:t>
         <w:br/>
-        <w:t>*   Intel's 945 series, 955X, and 975X desktop chipsets, and the E7230 workstation chipset are the first Intel chipsets to support Pentium D processors.</w:t>
+        <w:t xml:space="preserve">   Intel 915 and 925 chipsets and some third-party chipsets made for the Pentium 4 are not compatible with the Pentium D or Pentium Extreme Edition.</w:t>
         <w:br/>
-        <w:t>*   The nForce 4 series from NVIDIA also works with these processors.</w:t>
+        <w:t xml:space="preserve">   Intel’s 945 series, 955X, and 975X desktop chipsets, and the E7230 workstation chipset, are the first Intel chipsets to support these processors.</w:t>
         <w:br/>
-        <w:t>*   Major features of the Pentium D include:</w:t>
+        <w:t xml:space="preserve">   The nForce 4 series from NVIDIA also works with these processors.</w:t>
         <w:br/>
-        <w:t xml:space="preserve">    *   Clock speeds of 2.66GHz–3.6GHz</w:t>
         <w:br/>
-        <w:t xml:space="preserve">    *   533MHz or 800MHz processor bus</w:t>
+        <w:t>Major features of the Pentium D:</w:t>
         <w:br/>
-        <w:t xml:space="preserve">    *   EM64T 64-bit extensions</w:t>
+        <w:t xml:space="preserve">   Clock speeds of 2.66GHz–3.6GHz</w:t>
         <w:br/>
-        <w:t xml:space="preserve">    *   Execute Disable Bit support</w:t>
+        <w:t xml:space="preserve">   533MHz or 800MHz processor bus</w:t>
         <w:br/>
-        <w:t xml:space="preserve">    *   65- or 90-nanometer manufacturing process</w:t>
+        <w:t xml:space="preserve">   EM64T 64-bit extensions</w:t>
         <w:br/>
-        <w:t xml:space="preserve">    *   2MB/4MB L2 cache (1MB/2MB per core)</w:t>
+        <w:t xml:space="preserve">   Execute Disable Bit support</w:t>
         <w:br/>
-        <w:t xml:space="preserve">    *   Socket T (LGA775)</w:t>
+        <w:t xml:space="preserve">   65- or 90-nanometer manufacturing process</w:t>
         <w:br/>
-        <w:t>*   The 830, 840, and 9xx models also include Enhanced Intel Speed Step Technology for cooler and quieter PC operation.</w:t>
+        <w:t xml:space="preserve">   2MB/4MB L2 cache (1MB/2MB per core)</w:t>
         <w:br/>
-        <w:t>*   The Pentium Extreme Edition is a high-end version of the Pentium D with differences such as HT Technology support, no Enhanced Intel Speed Step Technology, and unlocked clock multipliers.</w:t>
+        <w:t xml:space="preserve">   Socket T (LGA775)</w:t>
         <w:br/>
-        <w:t>*   The Pentium D processor for desktop PCs was Intel's first-generation dual-core processor, preceding the Core Duo for mobile PCs and the Core 2 Duo.</w:t>
         <w:br/>
-        <w:t>*   The Core 2 processor family provides 40% better performance and is 40% more energy efficient than the previous generation Pentium D processor.</w:t>
+        <w:t xml:space="preserve">   The 830, 840, and 9xx models also include Enhanced Intel Speed Step Technology. This technology results in cooler and quieter PC operation by providing a wide range of processor speeds in response to workload and thermal issues.</w:t>
+        <w:br/>
+        <w:t xml:space="preserve">   The Pentium Extreme Edition is a high-end version of the Pentium D with the following differences:</w:t>
+        <w:br/>
+        <w:t xml:space="preserve">       HT Technology is supported, enabling each core to simulate two processor cores for better performance with multithreaded applications.</w:t>
+        <w:br/>
+        <w:t xml:space="preserve">       Enhanced Intel Speed Step Technology is not supported.</w:t>
+        <w:br/>
+        <w:t xml:space="preserve">       It includes unlocked clock multipliers, enabling easy overclocking.</w:t>
+        <w:br/>
+        <w:t xml:space="preserve">   The Pentium D processor for desktop PCs was the first generation of Intel's dual-core processors.</w:t>
       </w:r>
     </w:p>
     <w:sectPr>
